--- a/template_ur.docx
+++ b/template_ur.docx
@@ -227,25 +227,7 @@
           <w:sz w:val="20"/>
           <w:szCs w:val="20"/>
         </w:rPr>
-        <w:t xml:space="preserve">{{ </w:t>
-      </w:r>
-      <w:proofErr w:type="spellStart"/>
-      <w:r>
-        <w:rPr>
-          <w:color w:val="000000" w:themeColor="text1"/>
-          <w:sz w:val="20"/>
-          <w:szCs w:val="20"/>
-        </w:rPr>
-        <w:t>org_name</w:t>
-      </w:r>
-      <w:proofErr w:type="spellEnd"/>
-      <w:r>
-        <w:rPr>
-          <w:color w:val="000000" w:themeColor="text1"/>
-          <w:sz w:val="20"/>
-          <w:szCs w:val="20"/>
-        </w:rPr>
-        <w:t xml:space="preserve"> }}</w:t>
+        <w:t>{{ org_name }}</w:t>
       </w:r>
       <w:r>
         <w:rPr>
@@ -261,25 +243,7 @@
           <w:sz w:val="20"/>
           <w:szCs w:val="20"/>
         </w:rPr>
-        <w:t xml:space="preserve">{{ </w:t>
-      </w:r>
-      <w:proofErr w:type="spellStart"/>
-      <w:r>
-        <w:rPr>
-          <w:color w:val="000000" w:themeColor="text1"/>
-          <w:sz w:val="20"/>
-          <w:szCs w:val="20"/>
-        </w:rPr>
-        <w:t>director_fio</w:t>
-      </w:r>
-      <w:proofErr w:type="spellEnd"/>
-      <w:r>
-        <w:rPr>
-          <w:color w:val="000000" w:themeColor="text1"/>
-          <w:sz w:val="20"/>
-          <w:szCs w:val="20"/>
-        </w:rPr>
-        <w:t xml:space="preserve"> }}</w:t>
+        <w:t>{{ director_fio }}</w:t>
       </w:r>
       <w:r>
         <w:rPr>
@@ -365,25 +329,7 @@
           <w:sz w:val="20"/>
           <w:szCs w:val="20"/>
         </w:rPr>
-        <w:t>{{</w:t>
-      </w:r>
-      <w:proofErr w:type="spellStart"/>
-      <w:r>
-        <w:rPr>
-          <w:rFonts w:ascii="Times New Roman" w:hAnsi="Times New Roman" w:cs="Times New Roman"/>
-          <w:sz w:val="20"/>
-          <w:szCs w:val="20"/>
-        </w:rPr>
-        <w:t>engine_model</w:t>
-      </w:r>
-      <w:proofErr w:type="spellEnd"/>
-      <w:r>
-        <w:rPr>
-          <w:rFonts w:ascii="Times New Roman" w:hAnsi="Times New Roman" w:cs="Times New Roman"/>
-          <w:sz w:val="20"/>
-          <w:szCs w:val="20"/>
-        </w:rPr>
-        <w:t>}}</w:t>
+        <w:t>{{engine_model}}</w:t>
       </w:r>
       <w:bookmarkEnd w:id="1"/>
       <w:r>
@@ -468,27 +414,7 @@
           <w:sz w:val="20"/>
           <w:szCs w:val="20"/>
         </w:rPr>
-        <w:t>{{</w:t>
-      </w:r>
-      <w:proofErr w:type="spellStart"/>
-      <w:r>
-        <w:rPr>
-          <w:rFonts w:ascii="Times New Roman" w:hAnsi="Times New Roman" w:cs="Times New Roman"/>
-          <w:color w:val="000000" w:themeColor="text1"/>
-          <w:sz w:val="20"/>
-          <w:szCs w:val="20"/>
-        </w:rPr>
-        <w:t>car_brand</w:t>
-      </w:r>
-      <w:proofErr w:type="spellEnd"/>
-      <w:r>
-        <w:rPr>
-          <w:rFonts w:ascii="Times New Roman" w:hAnsi="Times New Roman" w:cs="Times New Roman"/>
-          <w:color w:val="000000" w:themeColor="text1"/>
-          <w:sz w:val="20"/>
-          <w:szCs w:val="20"/>
-        </w:rPr>
-        <w:t>}}</w:t>
+        <w:t>{{car_brand}}</w:t>
       </w:r>
       <w:r>
         <w:rPr>
@@ -506,27 +432,7 @@
           <w:sz w:val="20"/>
           <w:szCs w:val="20"/>
         </w:rPr>
-        <w:t>{{</w:t>
-      </w:r>
-      <w:proofErr w:type="spellStart"/>
-      <w:r>
-        <w:rPr>
-          <w:rFonts w:ascii="Times New Roman" w:hAnsi="Times New Roman" w:cs="Times New Roman"/>
-          <w:color w:val="000000" w:themeColor="text1"/>
-          <w:sz w:val="20"/>
-          <w:szCs w:val="20"/>
-        </w:rPr>
-        <w:t>car_model</w:t>
-      </w:r>
-      <w:proofErr w:type="spellEnd"/>
-      <w:r>
-        <w:rPr>
-          <w:rFonts w:ascii="Times New Roman" w:hAnsi="Times New Roman" w:cs="Times New Roman"/>
-          <w:color w:val="000000" w:themeColor="text1"/>
-          <w:sz w:val="20"/>
-          <w:szCs w:val="20"/>
-        </w:rPr>
-        <w:t>}}</w:t>
+        <w:t>{{car_model}}</w:t>
       </w:r>
       <w:r>
         <w:rPr>
@@ -544,27 +450,7 @@
           <w:sz w:val="20"/>
           <w:szCs w:val="20"/>
         </w:rPr>
-        <w:t>{{</w:t>
-      </w:r>
-      <w:proofErr w:type="spellStart"/>
-      <w:r>
-        <w:rPr>
-          <w:rFonts w:ascii="Times New Roman" w:hAnsi="Times New Roman" w:cs="Times New Roman"/>
-          <w:color w:val="000000" w:themeColor="text1"/>
-          <w:sz w:val="20"/>
-          <w:szCs w:val="20"/>
-        </w:rPr>
-        <w:t>car_gosnum</w:t>
-      </w:r>
-      <w:proofErr w:type="spellEnd"/>
-      <w:r>
-        <w:rPr>
-          <w:rFonts w:ascii="Times New Roman" w:hAnsi="Times New Roman" w:cs="Times New Roman"/>
-          <w:color w:val="000000" w:themeColor="text1"/>
-          <w:sz w:val="20"/>
-          <w:szCs w:val="20"/>
-        </w:rPr>
-        <w:t>}}</w:t>
+        <w:t>{{car_gosnum}}</w:t>
       </w:r>
     </w:p>
     <w:p>
@@ -1108,27 +994,7 @@
           <w:sz w:val="20"/>
           <w:szCs w:val="20"/>
         </w:rPr>
-        <w:t xml:space="preserve">3.1. Согласно </w:t>
-      </w:r>
-      <w:proofErr w:type="gramStart"/>
-      <w:r>
-        <w:rPr>
-          <w:rFonts w:ascii="Times New Roman" w:hAnsi="Times New Roman" w:cs="Times New Roman"/>
-          <w:color w:val="000000" w:themeColor="text1"/>
-          <w:sz w:val="20"/>
-          <w:szCs w:val="20"/>
-        </w:rPr>
-        <w:t>условиям  заключаемого</w:t>
-      </w:r>
-      <w:proofErr w:type="gramEnd"/>
-      <w:r>
-        <w:rPr>
-          <w:rFonts w:ascii="Times New Roman" w:hAnsi="Times New Roman" w:cs="Times New Roman"/>
-          <w:color w:val="000000" w:themeColor="text1"/>
-          <w:sz w:val="20"/>
-          <w:szCs w:val="20"/>
-        </w:rPr>
-        <w:t xml:space="preserve">   договора  стоимость  заявленного  двигателя  (номерного агрегата)  составляет </w:t>
+        <w:t xml:space="preserve">3.1. Согласно условиям  заключаемого   договора  стоимость  заявленного  двигателя  (номерного агрегата)  составляет </w:t>
       </w:r>
       <w:r>
         <w:rPr>
@@ -1137,27 +1003,7 @@
           <w:sz w:val="20"/>
           <w:szCs w:val="20"/>
         </w:rPr>
-        <w:t>{{</w:t>
-      </w:r>
-      <w:proofErr w:type="spellStart"/>
-      <w:r>
-        <w:rPr>
-          <w:rFonts w:ascii="Times New Roman" w:hAnsi="Times New Roman" w:cs="Times New Roman"/>
-          <w:color w:val="000000" w:themeColor="text1"/>
-          <w:sz w:val="20"/>
-          <w:szCs w:val="20"/>
-        </w:rPr>
-        <w:t>price</w:t>
-      </w:r>
-      <w:proofErr w:type="spellEnd"/>
-      <w:r>
-        <w:rPr>
-          <w:rFonts w:ascii="Times New Roman" w:hAnsi="Times New Roman" w:cs="Times New Roman"/>
-          <w:color w:val="000000" w:themeColor="text1"/>
-          <w:sz w:val="20"/>
-          <w:szCs w:val="20"/>
-        </w:rPr>
-        <w:t xml:space="preserve">}} </w:t>
+        <w:t xml:space="preserve">{{price}} </w:t>
       </w:r>
       <w:r>
         <w:rPr>
@@ -1175,27 +1021,7 @@
           <w:sz w:val="20"/>
           <w:szCs w:val="20"/>
         </w:rPr>
-        <w:t>{{</w:t>
-      </w:r>
-      <w:proofErr w:type="spellStart"/>
-      <w:r>
-        <w:rPr>
-          <w:rFonts w:ascii="Times New Roman" w:hAnsi="Times New Roman" w:cs="Times New Roman"/>
-          <w:color w:val="000000" w:themeColor="text1"/>
-          <w:sz w:val="20"/>
-          <w:szCs w:val="20"/>
-        </w:rPr>
-        <w:t>price_words</w:t>
-      </w:r>
-      <w:proofErr w:type="spellEnd"/>
-      <w:r>
-        <w:rPr>
-          <w:rFonts w:ascii="Times New Roman" w:hAnsi="Times New Roman" w:cs="Times New Roman"/>
-          <w:color w:val="000000" w:themeColor="text1"/>
-          <w:sz w:val="20"/>
-          <w:szCs w:val="20"/>
-        </w:rPr>
-        <w:t>}}</w:t>
+        <w:t>{{price_words}}</w:t>
       </w:r>
       <w:r>
         <w:rPr>
@@ -1436,27 +1262,7 @@
           <w:sz w:val="20"/>
           <w:szCs w:val="20"/>
         </w:rPr>
-        <w:t>{{</w:t>
-      </w:r>
-      <w:proofErr w:type="spellStart"/>
-      <w:r>
-        <w:rPr>
-          <w:rFonts w:ascii="Times New Roman" w:hAnsi="Times New Roman" w:cs="Times New Roman"/>
-          <w:color w:val="000000" w:themeColor="text1"/>
-          <w:sz w:val="20"/>
-          <w:szCs w:val="20"/>
-        </w:rPr>
-        <w:t>warranty_months</w:t>
-      </w:r>
-      <w:proofErr w:type="spellEnd"/>
-      <w:r>
-        <w:rPr>
-          <w:rFonts w:ascii="Times New Roman" w:hAnsi="Times New Roman" w:cs="Times New Roman"/>
-          <w:color w:val="000000" w:themeColor="text1"/>
-          <w:sz w:val="20"/>
-          <w:szCs w:val="20"/>
-        </w:rPr>
-        <w:t>}}</w:t>
+        <w:t>{{warranty_months}}</w:t>
       </w:r>
       <w:r>
         <w:rPr>
@@ -1465,7 +1271,7 @@
           <w:sz w:val="20"/>
           <w:szCs w:val="20"/>
         </w:rPr>
-        <w:t xml:space="preserve"> месяца или </w:t>
+        <w:t xml:space="preserve"> или </w:t>
       </w:r>
       <w:r>
         <w:rPr>
@@ -1474,27 +1280,7 @@
           <w:sz w:val="20"/>
           <w:szCs w:val="20"/>
         </w:rPr>
-        <w:t>{{</w:t>
-      </w:r>
-      <w:proofErr w:type="spellStart"/>
-      <w:r>
-        <w:rPr>
-          <w:rFonts w:ascii="Times New Roman" w:hAnsi="Times New Roman" w:cs="Times New Roman"/>
-          <w:color w:val="000000" w:themeColor="text1"/>
-          <w:sz w:val="20"/>
-          <w:szCs w:val="20"/>
-        </w:rPr>
-        <w:t>warranty_km</w:t>
-      </w:r>
-      <w:proofErr w:type="spellEnd"/>
-      <w:r>
-        <w:rPr>
-          <w:rFonts w:ascii="Times New Roman" w:hAnsi="Times New Roman" w:cs="Times New Roman"/>
-          <w:color w:val="000000" w:themeColor="text1"/>
-          <w:sz w:val="20"/>
-          <w:szCs w:val="20"/>
-        </w:rPr>
-        <w:t>}}</w:t>
+        <w:t>{{warranty_km}}</w:t>
       </w:r>
       <w:r>
         <w:rPr>
@@ -1864,25 +1650,7 @@
           <w:sz w:val="20"/>
           <w:szCs w:val="20"/>
         </w:rPr>
-        <w:t xml:space="preserve">для решения споров в судебном порядке. Судом, рассматривающим </w:t>
-      </w:r>
-      <w:proofErr w:type="gramStart"/>
-      <w:r>
-        <w:rPr>
-          <w:rFonts w:ascii="Times New Roman" w:hAnsi="Times New Roman" w:cs="Times New Roman"/>
-          <w:sz w:val="20"/>
-          <w:szCs w:val="20"/>
-        </w:rPr>
-        <w:t>дело</w:t>
-      </w:r>
-      <w:proofErr w:type="gramEnd"/>
-      <w:r>
-        <w:rPr>
-          <w:rFonts w:ascii="Times New Roman" w:hAnsi="Times New Roman" w:cs="Times New Roman"/>
-          <w:sz w:val="20"/>
-          <w:szCs w:val="20"/>
-        </w:rPr>
-        <w:t xml:space="preserve"> вытекающее из настоящего договора, будет являться Орджоникидзевский районный суд города Екатеринбурга (подсудность по месту нахождения продавца).</w:t>
+        <w:t>для решения споров в судебном порядке. Судом, рассматривающим дело вытекающее из настоящего договора, будет являться Орджоникидзевский районный суд города Екатеринбурга (подсудность по месту нахождения продавца).</w:t>
       </w:r>
     </w:p>
     <w:p>
@@ -2105,14 +1873,12 @@
                 <w:color w:val="000000" w:themeColor="text1"/>
               </w:rPr>
             </w:pPr>
-            <w:proofErr w:type="gramStart"/>
             <w:r>
               <w:rPr>
                 <w:color w:val="000000" w:themeColor="text1"/>
               </w:rPr>
               <w:t>ОГРН  304667004400114</w:t>
             </w:r>
-            <w:proofErr w:type="gramEnd"/>
           </w:p>
           <w:p>
             <w:pPr>
@@ -2189,27 +1955,11 @@
                 <w:color w:val="000000" w:themeColor="text1"/>
               </w:rPr>
             </w:pPr>
-            <w:proofErr w:type="spellStart"/>
-            <w:proofErr w:type="gramStart"/>
             <w:r>
               <w:rPr>
                 <w:color w:val="000000" w:themeColor="text1"/>
               </w:rPr>
-              <w:t>обл</w:t>
-            </w:r>
-            <w:proofErr w:type="spellEnd"/>
-            <w:r>
-              <w:rPr>
-                <w:color w:val="000000" w:themeColor="text1"/>
-              </w:rPr>
-              <w:t>,  город</w:t>
-            </w:r>
-            <w:proofErr w:type="gramEnd"/>
-            <w:r>
-              <w:rPr>
-                <w:color w:val="000000" w:themeColor="text1"/>
-              </w:rPr>
-              <w:t xml:space="preserve"> Екатеринбург, ул. Бабушкина, д. 45</w:t>
+              <w:t>обл,  город Екатеринбург, ул. Бабушкина, д. 45</w:t>
             </w:r>
           </w:p>
           <w:p>
@@ -2231,27 +1981,11 @@
                 <w:color w:val="000000" w:themeColor="text1"/>
               </w:rPr>
             </w:pPr>
-            <w:proofErr w:type="spellStart"/>
-            <w:proofErr w:type="gramStart"/>
             <w:r>
               <w:rPr>
                 <w:color w:val="000000" w:themeColor="text1"/>
               </w:rPr>
-              <w:t>обл</w:t>
-            </w:r>
-            <w:proofErr w:type="spellEnd"/>
-            <w:r>
-              <w:rPr>
-                <w:color w:val="000000" w:themeColor="text1"/>
-              </w:rPr>
-              <w:t>,  город</w:t>
-            </w:r>
-            <w:proofErr w:type="gramEnd"/>
-            <w:r>
-              <w:rPr>
-                <w:color w:val="000000" w:themeColor="text1"/>
-              </w:rPr>
-              <w:t xml:space="preserve"> Екатеринбург, ул. Фронтовых Бригад, д. 18</w:t>
+              <w:t>обл,  город Екатеринбург, ул. Фронтовых Бригад, д. 18</w:t>
             </w:r>
             <w:r>
               <w:rPr>
@@ -2429,33 +2163,11 @@
                 <w:color w:val="000000" w:themeColor="text1"/>
               </w:rPr>
             </w:pPr>
-            <w:proofErr w:type="gramStart"/>
             <w:r>
               <w:rPr>
                 <w:color w:val="000000" w:themeColor="text1"/>
               </w:rPr>
-              <w:t xml:space="preserve">{{ </w:t>
-            </w:r>
-            <w:proofErr w:type="spellStart"/>
-            <w:r>
-              <w:rPr>
-                <w:color w:val="000000" w:themeColor="text1"/>
-              </w:rPr>
-              <w:t>org</w:t>
-            </w:r>
-            <w:proofErr w:type="gramEnd"/>
-            <w:r>
-              <w:rPr>
-                <w:color w:val="000000" w:themeColor="text1"/>
-              </w:rPr>
-              <w:t>_name</w:t>
-            </w:r>
-            <w:proofErr w:type="spellEnd"/>
-            <w:r>
-              <w:rPr>
-                <w:color w:val="000000" w:themeColor="text1"/>
-              </w:rPr>
-              <w:t xml:space="preserve"> }}</w:t>
+              <w:t>{{ org_name }}</w:t>
             </w:r>
           </w:p>
           <w:p>
@@ -2476,27 +2188,11 @@
               </w:rPr>
               <w:t xml:space="preserve"> </w:t>
             </w:r>
-            <w:proofErr w:type="gramStart"/>
             <w:r>
               <w:rPr>
                 <w:color w:val="000000" w:themeColor="text1"/>
               </w:rPr>
-              <w:t xml:space="preserve">{{ </w:t>
-            </w:r>
-            <w:proofErr w:type="spellStart"/>
-            <w:r>
-              <w:rPr>
-                <w:color w:val="000000" w:themeColor="text1"/>
-              </w:rPr>
-              <w:t>rs</w:t>
-            </w:r>
-            <w:proofErr w:type="spellEnd"/>
-            <w:proofErr w:type="gramEnd"/>
-            <w:r>
-              <w:rPr>
-                <w:color w:val="000000" w:themeColor="text1"/>
-              </w:rPr>
-              <w:t xml:space="preserve"> }}</w:t>
+              <w:t>{{ rs }}</w:t>
             </w:r>
           </w:p>
           <w:p>
@@ -2517,27 +2213,11 @@
               </w:rPr>
               <w:t xml:space="preserve">/с </w:t>
             </w:r>
-            <w:proofErr w:type="gramStart"/>
             <w:r>
               <w:rPr>
                 <w:color w:val="000000" w:themeColor="text1"/>
               </w:rPr>
-              <w:t xml:space="preserve">{{ </w:t>
-            </w:r>
-            <w:proofErr w:type="spellStart"/>
-            <w:r>
-              <w:rPr>
-                <w:color w:val="000000" w:themeColor="text1"/>
-              </w:rPr>
-              <w:t>ks</w:t>
-            </w:r>
-            <w:proofErr w:type="spellEnd"/>
-            <w:proofErr w:type="gramEnd"/>
-            <w:r>
-              <w:rPr>
-                <w:color w:val="000000" w:themeColor="text1"/>
-              </w:rPr>
-              <w:t xml:space="preserve"> }}</w:t>
+              <w:t>{{ ks }}</w:t>
             </w:r>
           </w:p>
           <w:p>
@@ -2552,27 +2232,11 @@
               </w:rPr>
               <w:t xml:space="preserve">БИК </w:t>
             </w:r>
-            <w:proofErr w:type="gramStart"/>
             <w:r>
               <w:rPr>
                 <w:color w:val="000000" w:themeColor="text1"/>
               </w:rPr>
-              <w:t xml:space="preserve">{{ </w:t>
-            </w:r>
-            <w:proofErr w:type="spellStart"/>
-            <w:r>
-              <w:rPr>
-                <w:color w:val="000000" w:themeColor="text1"/>
-              </w:rPr>
-              <w:t>bik</w:t>
-            </w:r>
-            <w:proofErr w:type="spellEnd"/>
-            <w:proofErr w:type="gramEnd"/>
-            <w:r>
-              <w:rPr>
-                <w:color w:val="000000" w:themeColor="text1"/>
-              </w:rPr>
-              <w:t xml:space="preserve"> }}</w:t>
+              <w:t>{{ bik }}</w:t>
             </w:r>
           </w:p>
           <w:p>
@@ -2587,16 +2251,100 @@
               </w:rPr>
               <w:t xml:space="preserve">Банк </w:t>
             </w:r>
-            <w:proofErr w:type="gramStart"/>
+            <w:r>
+              <w:t>{{ bank }}</w:t>
+            </w:r>
+          </w:p>
+          <w:p>
+            <w:pPr>
+              <w:rPr>
+                <w:color w:val="000000" w:themeColor="text1"/>
+              </w:rPr>
+            </w:pPr>
+            <w:r>
+              <w:rPr>
+                <w:color w:val="000000" w:themeColor="text1"/>
+              </w:rPr>
+              <w:t>ИНН</w:t>
+            </w:r>
+            <w:r>
+              <w:t xml:space="preserve"> </w:t>
+            </w:r>
+            <w:r>
+              <w:t>{{ inn }}</w:t>
+            </w:r>
+          </w:p>
+          <w:p>
+            <w:pPr>
+              <w:rPr>
+                <w:color w:val="000000" w:themeColor="text1"/>
+              </w:rPr>
+            </w:pPr>
+            <w:r>
+              <w:rPr>
+                <w:color w:val="000000" w:themeColor="text1"/>
+              </w:rPr>
+              <w:t xml:space="preserve">КПП  </w:t>
+            </w:r>
+            <w:r>
+              <w:rPr>
+                <w:color w:val="000000" w:themeColor="text1"/>
+              </w:rPr>
+              <w:t>{{ kpp }}</w:t>
+            </w:r>
+          </w:p>
+          <w:p>
+            <w:pPr>
+              <w:rPr>
+                <w:color w:val="000000"/>
+              </w:rPr>
+            </w:pPr>
+            <w:r>
+              <w:rPr>
+                <w:color w:val="000000" w:themeColor="text1"/>
+              </w:rPr>
+              <w:t>Юридический а</w:t>
+            </w:r>
+            <w:r>
+              <w:rPr>
+                <w:color w:val="000000"/>
+              </w:rPr>
+              <w:t xml:space="preserve">дрес: </w:t>
+            </w:r>
+            <w:r>
+              <w:rPr>
+                <w:color w:val="000000"/>
+              </w:rPr>
+              <w:t>{{ legal_address }}</w:t>
+            </w:r>
+          </w:p>
+          <w:p>
+            <w:pPr>
+              <w:rPr>
+                <w:color w:val="000000" w:themeColor="text1"/>
+              </w:rPr>
+            </w:pPr>
+            <w:r>
+              <w:rPr>
+                <w:color w:val="000000" w:themeColor="text1"/>
+              </w:rPr>
+              <w:t>Тел</w:t>
+            </w:r>
+            <w:r>
+              <w:rPr>
+                <w:color w:val="000000" w:themeColor="text1"/>
+              </w:rPr>
+              <w:t xml:space="preserve">.: </w:t>
+            </w:r>
             <w:r>
               <w:t xml:space="preserve">{{ </w:t>
             </w:r>
-            <w:proofErr w:type="spellStart"/>
             <w:r>
-              <w:t>bank</w:t>
+              <w:rPr>
+                <w:lang w:val="en-US"/>
+              </w:rPr>
+              <w:t>phone</w:t>
             </w:r>
-            <w:proofErr w:type="spellEnd"/>
-            <w:proofErr w:type="gramEnd"/>
             <w:r>
               <w:t xml:space="preserve"> }}</w:t>
             </w:r>
@@ -2604,158 +2352,6 @@
           <w:p>
             <w:pPr>
               <w:rPr>
-                <w:color w:val="000000" w:themeColor="text1"/>
-              </w:rPr>
-            </w:pPr>
-            <w:r>
-              <w:rPr>
-                <w:color w:val="000000" w:themeColor="text1"/>
-              </w:rPr>
-              <w:t>ИНН</w:t>
-            </w:r>
-            <w:r>
-              <w:t xml:space="preserve"> </w:t>
-            </w:r>
-            <w:proofErr w:type="gramStart"/>
-            <w:r>
-              <w:t xml:space="preserve">{{ </w:t>
-            </w:r>
-            <w:proofErr w:type="spellStart"/>
-            <w:r>
-              <w:t>inn</w:t>
-            </w:r>
-            <w:proofErr w:type="spellEnd"/>
-            <w:proofErr w:type="gramEnd"/>
-            <w:r>
-              <w:t xml:space="preserve"> }}</w:t>
-            </w:r>
-          </w:p>
-          <w:p>
-            <w:pPr>
-              <w:rPr>
-                <w:color w:val="000000" w:themeColor="text1"/>
-              </w:rPr>
-            </w:pPr>
-            <w:proofErr w:type="gramStart"/>
-            <w:r>
-              <w:rPr>
-                <w:color w:val="000000" w:themeColor="text1"/>
-              </w:rPr>
-              <w:t xml:space="preserve">КПП  </w:t>
-            </w:r>
-            <w:r>
-              <w:rPr>
-                <w:color w:val="000000" w:themeColor="text1"/>
-              </w:rPr>
-              <w:t>{</w:t>
-            </w:r>
-            <w:proofErr w:type="gramEnd"/>
-            <w:r>
-              <w:rPr>
-                <w:color w:val="000000" w:themeColor="text1"/>
-              </w:rPr>
-              <w:t xml:space="preserve">{ </w:t>
-            </w:r>
-            <w:proofErr w:type="spellStart"/>
-            <w:r>
-              <w:rPr>
-                <w:color w:val="000000" w:themeColor="text1"/>
-              </w:rPr>
-              <w:t>kpp</w:t>
-            </w:r>
-            <w:proofErr w:type="spellEnd"/>
-            <w:r>
-              <w:rPr>
-                <w:color w:val="000000" w:themeColor="text1"/>
-              </w:rPr>
-              <w:t xml:space="preserve"> }}</w:t>
-            </w:r>
-          </w:p>
-          <w:p>
-            <w:pPr>
-              <w:rPr>
-                <w:color w:val="000000"/>
-              </w:rPr>
-            </w:pPr>
-            <w:r>
-              <w:rPr>
-                <w:color w:val="000000" w:themeColor="text1"/>
-              </w:rPr>
-              <w:t>Юридический а</w:t>
-            </w:r>
-            <w:r>
-              <w:rPr>
-                <w:color w:val="000000"/>
-              </w:rPr>
-              <w:t xml:space="preserve">дрес: </w:t>
-            </w:r>
-            <w:proofErr w:type="gramStart"/>
-            <w:r>
-              <w:rPr>
-                <w:color w:val="000000"/>
-              </w:rPr>
-              <w:t xml:space="preserve">{{ </w:t>
-            </w:r>
-            <w:proofErr w:type="spellStart"/>
-            <w:r>
-              <w:rPr>
-                <w:color w:val="000000"/>
-              </w:rPr>
-              <w:t>legal</w:t>
-            </w:r>
-            <w:proofErr w:type="gramEnd"/>
-            <w:r>
-              <w:rPr>
-                <w:color w:val="000000"/>
-              </w:rPr>
-              <w:t>_address</w:t>
-            </w:r>
-            <w:proofErr w:type="spellEnd"/>
-            <w:r>
-              <w:rPr>
-                <w:color w:val="000000"/>
-              </w:rPr>
-              <w:t xml:space="preserve"> }}</w:t>
-            </w:r>
-          </w:p>
-          <w:p>
-            <w:pPr>
-              <w:rPr>
-                <w:color w:val="000000" w:themeColor="text1"/>
-                <w:lang w:val="en-US"/>
-              </w:rPr>
-            </w:pPr>
-            <w:r>
-              <w:rPr>
-                <w:color w:val="000000" w:themeColor="text1"/>
-              </w:rPr>
-              <w:t>Тел</w:t>
-            </w:r>
-            <w:r>
-              <w:rPr>
-                <w:color w:val="000000" w:themeColor="text1"/>
-                <w:lang w:val="en-US"/>
-              </w:rPr>
-              <w:t xml:space="preserve">.: </w:t>
-            </w:r>
-            <w:proofErr w:type="gramStart"/>
-            <w:r>
-              <w:rPr>
-                <w:lang w:val="en-US"/>
-              </w:rPr>
-              <w:t>{{ phone</w:t>
-            </w:r>
-            <w:proofErr w:type="gramEnd"/>
-            <w:r>
-              <w:rPr>
-                <w:lang w:val="en-US"/>
-              </w:rPr>
-              <w:t xml:space="preserve"> }}</w:t>
-            </w:r>
-          </w:p>
-          <w:p>
-            <w:pPr>
-              <w:rPr>
                 <w:lang w:val="en-US"/>
               </w:rPr>
             </w:pPr>
@@ -2787,19 +2383,11 @@
               </w:rPr>
               <w:t xml:space="preserve">: </w:t>
             </w:r>
-            <w:proofErr w:type="gramStart"/>
             <w:r>
               <w:rPr>
                 <w:lang w:val="en-US"/>
               </w:rPr>
-              <w:t>{{ email</w:t>
-            </w:r>
-            <w:proofErr w:type="gramEnd"/>
-            <w:r>
-              <w:rPr>
-                <w:lang w:val="en-US"/>
-              </w:rPr>
-              <w:t xml:space="preserve"> }}</w:t>
+              <w:t>{{ email }}</w:t>
             </w:r>
           </w:p>
           <w:p>
@@ -2961,31 +2549,7 @@
           <w:sz w:val="20"/>
           <w:szCs w:val="20"/>
         </w:rPr>
-        <w:t>{{</w:t>
-      </w:r>
-      <w:proofErr w:type="spellStart"/>
-      <w:r>
-        <w:rPr>
-          <w:rFonts w:ascii="Times New Roman" w:hAnsi="Times New Roman" w:cs="Times New Roman"/>
-          <w:b/>
-          <w:bCs/>
-          <w:color w:val="000000" w:themeColor="text1"/>
-          <w:sz w:val="20"/>
-          <w:szCs w:val="20"/>
-        </w:rPr>
-        <w:t>contract_num</w:t>
-      </w:r>
-      <w:proofErr w:type="spellEnd"/>
-      <w:r>
-        <w:rPr>
-          <w:rFonts w:ascii="Times New Roman" w:hAnsi="Times New Roman" w:cs="Times New Roman"/>
-          <w:b/>
-          <w:bCs/>
-          <w:color w:val="000000" w:themeColor="text1"/>
-          <w:sz w:val="20"/>
-          <w:szCs w:val="20"/>
-        </w:rPr>
-        <w:t>}}</w:t>
+        <w:t>{{contract_num}}</w:t>
       </w:r>
     </w:p>
     <w:p>
@@ -2998,7 +2562,6 @@
           <w:szCs w:val="20"/>
         </w:rPr>
       </w:pPr>
-      <w:proofErr w:type="gramStart"/>
       <w:r>
         <w:rPr>
           <w:rFonts w:ascii="Times New Roman" w:hAnsi="Times New Roman" w:cs="Times New Roman"/>
@@ -3015,37 +2578,7 @@
           <w:sz w:val="20"/>
           <w:szCs w:val="20"/>
         </w:rPr>
-        <w:t>{</w:t>
-      </w:r>
-      <w:proofErr w:type="gramEnd"/>
-      <w:r>
-        <w:rPr>
-          <w:rFonts w:ascii="Times New Roman" w:hAnsi="Times New Roman" w:cs="Times New Roman"/>
-          <w:color w:val="000000" w:themeColor="text1"/>
-          <w:sz w:val="20"/>
-          <w:szCs w:val="20"/>
-        </w:rPr>
-        <w:t>{</w:t>
-      </w:r>
-      <w:proofErr w:type="spellStart"/>
-      <w:r>
-        <w:rPr>
-          <w:rFonts w:ascii="Times New Roman" w:hAnsi="Times New Roman" w:cs="Times New Roman"/>
-          <w:color w:val="000000" w:themeColor="text1"/>
-          <w:sz w:val="20"/>
-          <w:szCs w:val="20"/>
-        </w:rPr>
-        <w:t>contract_date</w:t>
-      </w:r>
-      <w:proofErr w:type="spellEnd"/>
-      <w:r>
-        <w:rPr>
-          <w:rFonts w:ascii="Times New Roman" w:hAnsi="Times New Roman" w:cs="Times New Roman"/>
-          <w:color w:val="000000" w:themeColor="text1"/>
-          <w:sz w:val="20"/>
-          <w:szCs w:val="20"/>
-        </w:rPr>
-        <w:t>}}</w:t>
+        <w:t>{{contract_date}}</w:t>
       </w:r>
     </w:p>
     <w:p>
@@ -3149,21 +2682,7 @@
               <w:rPr>
                 <w:color w:val="000000" w:themeColor="text1"/>
               </w:rPr>
-              <w:t xml:space="preserve">№ </w:t>
-            </w:r>
-            <w:proofErr w:type="spellStart"/>
-            <w:r>
-              <w:rPr>
-                <w:color w:val="000000" w:themeColor="text1"/>
-              </w:rPr>
-              <w:t>п.п</w:t>
-            </w:r>
-            <w:proofErr w:type="spellEnd"/>
-            <w:r>
-              <w:rPr>
-                <w:color w:val="000000" w:themeColor="text1"/>
-              </w:rPr>
-              <w:t>.</w:t>
+              <w:t>№ п.п.</w:t>
             </w:r>
           </w:p>
         </w:tc>
@@ -3450,15 +2969,7 @@
               <w:t xml:space="preserve">Двигатель новый </w:t>
             </w:r>
             <w:r>
-              <w:t>{{</w:t>
-            </w:r>
-            <w:proofErr w:type="spellStart"/>
-            <w:r>
-              <w:t>engine_model</w:t>
-            </w:r>
-            <w:proofErr w:type="spellEnd"/>
-            <w:r>
-              <w:t>}}</w:t>
+              <w:t>{{engine_model}}</w:t>
             </w:r>
             <w:r>
               <w:rPr>
@@ -3504,25 +3015,7 @@
                 <w:bCs/>
                 <w:lang w:val="en-US"/>
               </w:rPr>
-              <w:t>{{</w:t>
-            </w:r>
-            <w:proofErr w:type="spellStart"/>
-            <w:r>
-              <w:rPr>
-                <w:b/>
-                <w:bCs/>
-                <w:lang w:val="en-US"/>
-              </w:rPr>
-              <w:t>engine_num</w:t>
-            </w:r>
-            <w:proofErr w:type="spellEnd"/>
-            <w:r>
-              <w:rPr>
-                <w:b/>
-                <w:bCs/>
-                <w:lang w:val="en-US"/>
-              </w:rPr>
-              <w:t>}}</w:t>
+              <w:t>{{engine_num}}</w:t>
             </w:r>
           </w:p>
         </w:tc>
@@ -3592,21 +3085,7 @@
               <w:rPr>
                 <w:color w:val="000000" w:themeColor="text1"/>
               </w:rPr>
-              <w:t>{{</w:t>
-            </w:r>
-            <w:proofErr w:type="spellStart"/>
-            <w:r>
-              <w:rPr>
-                <w:color w:val="000000" w:themeColor="text1"/>
-              </w:rPr>
-              <w:t>price</w:t>
-            </w:r>
-            <w:proofErr w:type="spellEnd"/>
-            <w:r>
-              <w:rPr>
-                <w:color w:val="000000" w:themeColor="text1"/>
-              </w:rPr>
-              <w:t>}}</w:t>
+              <w:t>{{price}}</w:t>
             </w:r>
           </w:p>
         </w:tc>
@@ -3629,21 +3108,7 @@
               <w:rPr>
                 <w:color w:val="000000" w:themeColor="text1"/>
               </w:rPr>
-              <w:t>{{</w:t>
-            </w:r>
-            <w:proofErr w:type="spellStart"/>
-            <w:r>
-              <w:rPr>
-                <w:color w:val="000000" w:themeColor="text1"/>
-              </w:rPr>
-              <w:t>price</w:t>
-            </w:r>
-            <w:proofErr w:type="spellEnd"/>
-            <w:r>
-              <w:rPr>
-                <w:color w:val="000000" w:themeColor="text1"/>
-              </w:rPr>
-              <w:t>}}</w:t>
+              <w:t>{{price}}</w:t>
             </w:r>
           </w:p>
         </w:tc>
@@ -3718,27 +3183,7 @@
           <w:bCs/>
           <w:color w:val="000000" w:themeColor="text1"/>
         </w:rPr>
-        <w:t>{{</w:t>
-      </w:r>
-      <w:proofErr w:type="spellStart"/>
-      <w:r>
-        <w:rPr>
-          <w:rFonts w:ascii="Times New Roman" w:hAnsi="Times New Roman" w:cs="Times New Roman"/>
-          <w:b/>
-          <w:bCs/>
-          <w:color w:val="000000" w:themeColor="text1"/>
-        </w:rPr>
-        <w:t>price</w:t>
-      </w:r>
-      <w:proofErr w:type="spellEnd"/>
-      <w:r>
-        <w:rPr>
-          <w:rFonts w:ascii="Times New Roman" w:hAnsi="Times New Roman" w:cs="Times New Roman"/>
-          <w:b/>
-          <w:bCs/>
-          <w:color w:val="000000" w:themeColor="text1"/>
-        </w:rPr>
-        <w:t>}}</w:t>
+        <w:t>{{price}}</w:t>
       </w:r>
       <w:r>
         <w:rPr>
@@ -3806,47 +3251,7 @@
           <w:sz w:val="20"/>
           <w:szCs w:val="20"/>
         </w:rPr>
-        <w:t>2.Во всем остальном, не указанном в настоящей Спецификации стороны руководствуются положениями Договора купли-продажи № {{</w:t>
-      </w:r>
-      <w:proofErr w:type="spellStart"/>
-      <w:r>
-        <w:rPr>
-          <w:rFonts w:ascii="Times New Roman" w:hAnsi="Times New Roman" w:cs="Times New Roman"/>
-          <w:color w:val="000000" w:themeColor="text1"/>
-          <w:sz w:val="20"/>
-          <w:szCs w:val="20"/>
-        </w:rPr>
-        <w:t>contract_num</w:t>
-      </w:r>
-      <w:proofErr w:type="spellEnd"/>
-      <w:r>
-        <w:rPr>
-          <w:rFonts w:ascii="Times New Roman" w:hAnsi="Times New Roman" w:cs="Times New Roman"/>
-          <w:color w:val="000000" w:themeColor="text1"/>
-          <w:sz w:val="20"/>
-          <w:szCs w:val="20"/>
-        </w:rPr>
-        <w:t>}} от {{</w:t>
-      </w:r>
-      <w:proofErr w:type="spellStart"/>
-      <w:r>
-        <w:rPr>
-          <w:rFonts w:ascii="Times New Roman" w:hAnsi="Times New Roman" w:cs="Times New Roman"/>
-          <w:color w:val="000000" w:themeColor="text1"/>
-          <w:sz w:val="20"/>
-          <w:szCs w:val="20"/>
-        </w:rPr>
-        <w:t>contract_date</w:t>
-      </w:r>
-      <w:proofErr w:type="spellEnd"/>
-      <w:r>
-        <w:rPr>
-          <w:rFonts w:ascii="Times New Roman" w:hAnsi="Times New Roman" w:cs="Times New Roman"/>
-          <w:color w:val="000000" w:themeColor="text1"/>
-          <w:sz w:val="20"/>
-          <w:szCs w:val="20"/>
-        </w:rPr>
-        <w:t>}}</w:t>
+        <w:t>2.Во всем остальном, не указанном в настоящей Спецификации стороны руководствуются положениями Договора купли-продажи № {{contract_num}} от {{contract_date}}</w:t>
       </w:r>
     </w:p>
     <w:p>
@@ -4076,14 +3481,12 @@
                 <w:color w:val="000000" w:themeColor="text1"/>
               </w:rPr>
             </w:pPr>
-            <w:proofErr w:type="gramStart"/>
             <w:r>
               <w:rPr>
                 <w:color w:val="000000" w:themeColor="text1"/>
               </w:rPr>
               <w:t>ОГРН  304667004400114</w:t>
             </w:r>
-            <w:proofErr w:type="gramEnd"/>
           </w:p>
           <w:p>
             <w:pPr>
@@ -4160,27 +3563,11 @@
                 <w:color w:val="000000" w:themeColor="text1"/>
               </w:rPr>
             </w:pPr>
-            <w:proofErr w:type="spellStart"/>
-            <w:proofErr w:type="gramStart"/>
             <w:r>
               <w:rPr>
                 <w:color w:val="000000" w:themeColor="text1"/>
               </w:rPr>
-              <w:t>обл</w:t>
-            </w:r>
-            <w:proofErr w:type="spellEnd"/>
-            <w:r>
-              <w:rPr>
-                <w:color w:val="000000" w:themeColor="text1"/>
-              </w:rPr>
-              <w:t>,  город</w:t>
-            </w:r>
-            <w:proofErr w:type="gramEnd"/>
-            <w:r>
-              <w:rPr>
-                <w:color w:val="000000" w:themeColor="text1"/>
-              </w:rPr>
-              <w:t xml:space="preserve"> Екатеринбург, ул. Бабушкина, д. 45</w:t>
+              <w:t>обл,  город Екатеринбург, ул. Бабушкина, д. 45</w:t>
             </w:r>
           </w:p>
           <w:p>
@@ -4202,27 +3589,11 @@
                 <w:color w:val="000000" w:themeColor="text1"/>
               </w:rPr>
             </w:pPr>
-            <w:proofErr w:type="spellStart"/>
-            <w:proofErr w:type="gramStart"/>
             <w:r>
               <w:rPr>
                 <w:color w:val="000000" w:themeColor="text1"/>
               </w:rPr>
-              <w:t>обл</w:t>
-            </w:r>
-            <w:proofErr w:type="spellEnd"/>
-            <w:r>
-              <w:rPr>
-                <w:color w:val="000000" w:themeColor="text1"/>
-              </w:rPr>
-              <w:t>,  город</w:t>
-            </w:r>
-            <w:proofErr w:type="gramEnd"/>
-            <w:r>
-              <w:rPr>
-                <w:color w:val="000000" w:themeColor="text1"/>
-              </w:rPr>
-              <w:t xml:space="preserve"> Екатеринбург, ул. Фронтовых Бригад, д. 18</w:t>
+              <w:t>обл,  город Екатеринбург, ул. Фронтовых Бригад, д. 18</w:t>
             </w:r>
             <w:r>
               <w:rPr>
@@ -4419,33 +3790,11 @@
                 <w:color w:val="000000" w:themeColor="text1"/>
               </w:rPr>
             </w:pPr>
-            <w:proofErr w:type="gramStart"/>
             <w:r>
               <w:rPr>
                 <w:color w:val="000000" w:themeColor="text1"/>
               </w:rPr>
-              <w:t xml:space="preserve">{{ </w:t>
-            </w:r>
-            <w:proofErr w:type="spellStart"/>
-            <w:r>
-              <w:rPr>
-                <w:color w:val="000000" w:themeColor="text1"/>
-              </w:rPr>
-              <w:t>org</w:t>
-            </w:r>
-            <w:proofErr w:type="gramEnd"/>
-            <w:r>
-              <w:rPr>
-                <w:color w:val="000000" w:themeColor="text1"/>
-              </w:rPr>
-              <w:t>_name</w:t>
-            </w:r>
-            <w:proofErr w:type="spellEnd"/>
-            <w:r>
-              <w:rPr>
-                <w:color w:val="000000" w:themeColor="text1"/>
-              </w:rPr>
-              <w:t xml:space="preserve"> }}</w:t>
+              <w:t>{{ org_name }}</w:t>
             </w:r>
           </w:p>
           <w:p>
@@ -4466,27 +3815,11 @@
               </w:rPr>
               <w:t xml:space="preserve"> </w:t>
             </w:r>
-            <w:proofErr w:type="gramStart"/>
             <w:r>
               <w:rPr>
                 <w:color w:val="000000" w:themeColor="text1"/>
               </w:rPr>
-              <w:t xml:space="preserve">{{ </w:t>
-            </w:r>
-            <w:proofErr w:type="spellStart"/>
-            <w:r>
-              <w:rPr>
-                <w:color w:val="000000" w:themeColor="text1"/>
-              </w:rPr>
-              <w:t>rs</w:t>
-            </w:r>
-            <w:proofErr w:type="spellEnd"/>
-            <w:proofErr w:type="gramEnd"/>
-            <w:r>
-              <w:rPr>
-                <w:color w:val="000000" w:themeColor="text1"/>
-              </w:rPr>
-              <w:t xml:space="preserve"> }}</w:t>
+              <w:t>{{ rs }}</w:t>
             </w:r>
           </w:p>
           <w:p>
@@ -4507,27 +3840,11 @@
               </w:rPr>
               <w:t xml:space="preserve">/с </w:t>
             </w:r>
-            <w:proofErr w:type="gramStart"/>
             <w:r>
               <w:rPr>
                 <w:color w:val="000000" w:themeColor="text1"/>
               </w:rPr>
-              <w:t xml:space="preserve">{{ </w:t>
-            </w:r>
-            <w:proofErr w:type="spellStart"/>
-            <w:r>
-              <w:rPr>
-                <w:color w:val="000000" w:themeColor="text1"/>
-              </w:rPr>
-              <w:t>ks</w:t>
-            </w:r>
-            <w:proofErr w:type="spellEnd"/>
-            <w:proofErr w:type="gramEnd"/>
-            <w:r>
-              <w:rPr>
-                <w:color w:val="000000" w:themeColor="text1"/>
-              </w:rPr>
-              <w:t xml:space="preserve"> }}</w:t>
+              <w:t>{{ ks }}</w:t>
             </w:r>
           </w:p>
           <w:p>
@@ -4542,27 +3859,11 @@
               </w:rPr>
               <w:t xml:space="preserve">БИК </w:t>
             </w:r>
-            <w:proofErr w:type="gramStart"/>
             <w:r>
               <w:rPr>
                 <w:color w:val="000000" w:themeColor="text1"/>
               </w:rPr>
-              <w:t xml:space="preserve">{{ </w:t>
-            </w:r>
-            <w:proofErr w:type="spellStart"/>
-            <w:r>
-              <w:rPr>
-                <w:color w:val="000000" w:themeColor="text1"/>
-              </w:rPr>
-              <w:t>bik</w:t>
-            </w:r>
-            <w:proofErr w:type="spellEnd"/>
-            <w:proofErr w:type="gramEnd"/>
-            <w:r>
-              <w:rPr>
-                <w:color w:val="000000" w:themeColor="text1"/>
-              </w:rPr>
-              <w:t xml:space="preserve"> }}</w:t>
+              <w:t>{{ bik }}</w:t>
             </w:r>
           </w:p>
           <w:p>
@@ -4577,16 +3878,100 @@
               </w:rPr>
               <w:t xml:space="preserve">Банк </w:t>
             </w:r>
-            <w:proofErr w:type="gramStart"/>
+            <w:r>
+              <w:t>{{ bank }}</w:t>
+            </w:r>
+          </w:p>
+          <w:p>
+            <w:pPr>
+              <w:rPr>
+                <w:color w:val="000000" w:themeColor="text1"/>
+              </w:rPr>
+            </w:pPr>
+            <w:r>
+              <w:rPr>
+                <w:color w:val="000000" w:themeColor="text1"/>
+              </w:rPr>
+              <w:t>ИНН</w:t>
+            </w:r>
+            <w:r>
+              <w:t xml:space="preserve"> </w:t>
+            </w:r>
+            <w:r>
+              <w:t>{{ inn }}</w:t>
+            </w:r>
+          </w:p>
+          <w:p>
+            <w:pPr>
+              <w:rPr>
+                <w:color w:val="000000" w:themeColor="text1"/>
+              </w:rPr>
+            </w:pPr>
+            <w:r>
+              <w:rPr>
+                <w:color w:val="000000" w:themeColor="text1"/>
+              </w:rPr>
+              <w:t xml:space="preserve">КПП  </w:t>
+            </w:r>
+            <w:r>
+              <w:rPr>
+                <w:color w:val="000000" w:themeColor="text1"/>
+              </w:rPr>
+              <w:t>{{ kpp }}</w:t>
+            </w:r>
+          </w:p>
+          <w:p>
+            <w:pPr>
+              <w:rPr>
+                <w:color w:val="000000"/>
+              </w:rPr>
+            </w:pPr>
+            <w:r>
+              <w:rPr>
+                <w:color w:val="000000" w:themeColor="text1"/>
+              </w:rPr>
+              <w:t>Юридический а</w:t>
+            </w:r>
+            <w:r>
+              <w:rPr>
+                <w:color w:val="000000"/>
+              </w:rPr>
+              <w:t xml:space="preserve">дрес: </w:t>
+            </w:r>
+            <w:r>
+              <w:rPr>
+                <w:color w:val="000000"/>
+              </w:rPr>
+              <w:t>{{ legal_address }}</w:t>
+            </w:r>
+          </w:p>
+          <w:p>
+            <w:pPr>
+              <w:rPr>
+                <w:color w:val="000000" w:themeColor="text1"/>
+              </w:rPr>
+            </w:pPr>
+            <w:r>
+              <w:rPr>
+                <w:color w:val="000000" w:themeColor="text1"/>
+              </w:rPr>
+              <w:t>Тел</w:t>
+            </w:r>
+            <w:r>
+              <w:rPr>
+                <w:color w:val="000000" w:themeColor="text1"/>
+              </w:rPr>
+              <w:t xml:space="preserve">.: </w:t>
+            </w:r>
             <w:r>
               <w:t xml:space="preserve">{{ </w:t>
             </w:r>
-            <w:proofErr w:type="spellStart"/>
             <w:r>
-              <w:t>bank</w:t>
+              <w:rPr>
+                <w:lang w:val="en-US"/>
+              </w:rPr>
+              <w:t>phone</w:t>
             </w:r>
-            <w:proofErr w:type="spellEnd"/>
-            <w:proofErr w:type="gramEnd"/>
             <w:r>
               <w:t xml:space="preserve"> }}</w:t>
             </w:r>
@@ -4594,156 +3979,6 @@
           <w:p>
             <w:pPr>
               <w:rPr>
-                <w:color w:val="000000" w:themeColor="text1"/>
-              </w:rPr>
-            </w:pPr>
-            <w:r>
-              <w:rPr>
-                <w:color w:val="000000" w:themeColor="text1"/>
-              </w:rPr>
-              <w:t>ИНН</w:t>
-            </w:r>
-            <w:r>
-              <w:t xml:space="preserve"> </w:t>
-            </w:r>
-            <w:proofErr w:type="gramStart"/>
-            <w:r>
-              <w:t xml:space="preserve">{{ </w:t>
-            </w:r>
-            <w:proofErr w:type="spellStart"/>
-            <w:r>
-              <w:t>inn</w:t>
-            </w:r>
-            <w:proofErr w:type="spellEnd"/>
-            <w:proofErr w:type="gramEnd"/>
-            <w:r>
-              <w:t xml:space="preserve"> }}</w:t>
-            </w:r>
-          </w:p>
-          <w:p>
-            <w:pPr>
-              <w:rPr>
-                <w:color w:val="000000" w:themeColor="text1"/>
-              </w:rPr>
-            </w:pPr>
-            <w:proofErr w:type="gramStart"/>
-            <w:r>
-              <w:rPr>
-                <w:color w:val="000000" w:themeColor="text1"/>
-              </w:rPr>
-              <w:t xml:space="preserve">КПП  </w:t>
-            </w:r>
-            <w:r>
-              <w:rPr>
-                <w:color w:val="000000" w:themeColor="text1"/>
-              </w:rPr>
-              <w:t>{</w:t>
-            </w:r>
-            <w:proofErr w:type="gramEnd"/>
-            <w:r>
-              <w:rPr>
-                <w:color w:val="000000" w:themeColor="text1"/>
-              </w:rPr>
-              <w:t xml:space="preserve">{ </w:t>
-            </w:r>
-            <w:proofErr w:type="spellStart"/>
-            <w:r>
-              <w:rPr>
-                <w:color w:val="000000" w:themeColor="text1"/>
-              </w:rPr>
-              <w:t>kpp</w:t>
-            </w:r>
-            <w:proofErr w:type="spellEnd"/>
-            <w:r>
-              <w:rPr>
-                <w:color w:val="000000" w:themeColor="text1"/>
-              </w:rPr>
-              <w:t xml:space="preserve"> }}</w:t>
-            </w:r>
-          </w:p>
-          <w:p>
-            <w:pPr>
-              <w:rPr>
-                <w:color w:val="000000"/>
-              </w:rPr>
-            </w:pPr>
-            <w:r>
-              <w:rPr>
-                <w:color w:val="000000" w:themeColor="text1"/>
-              </w:rPr>
-              <w:t>Юридический а</w:t>
-            </w:r>
-            <w:r>
-              <w:rPr>
-                <w:color w:val="000000"/>
-              </w:rPr>
-              <w:t xml:space="preserve">дрес: </w:t>
-            </w:r>
-            <w:proofErr w:type="gramStart"/>
-            <w:r>
-              <w:rPr>
-                <w:color w:val="000000"/>
-              </w:rPr>
-              <w:t xml:space="preserve">{{ </w:t>
-            </w:r>
-            <w:proofErr w:type="spellStart"/>
-            <w:r>
-              <w:rPr>
-                <w:color w:val="000000"/>
-              </w:rPr>
-              <w:t>legal</w:t>
-            </w:r>
-            <w:proofErr w:type="gramEnd"/>
-            <w:r>
-              <w:rPr>
-                <w:color w:val="000000"/>
-              </w:rPr>
-              <w:t>_address</w:t>
-            </w:r>
-            <w:proofErr w:type="spellEnd"/>
-            <w:r>
-              <w:rPr>
-                <w:color w:val="000000"/>
-              </w:rPr>
-              <w:t xml:space="preserve"> }}</w:t>
-            </w:r>
-          </w:p>
-          <w:p>
-            <w:pPr>
-              <w:rPr>
-                <w:color w:val="000000" w:themeColor="text1"/>
-              </w:rPr>
-            </w:pPr>
-            <w:r>
-              <w:rPr>
-                <w:color w:val="000000" w:themeColor="text1"/>
-              </w:rPr>
-              <w:t>Тел</w:t>
-            </w:r>
-            <w:r>
-              <w:rPr>
-                <w:color w:val="000000" w:themeColor="text1"/>
-              </w:rPr>
-              <w:t xml:space="preserve">.: </w:t>
-            </w:r>
-            <w:proofErr w:type="gramStart"/>
-            <w:r>
-              <w:t xml:space="preserve">{{ </w:t>
-            </w:r>
-            <w:r>
-              <w:rPr>
-                <w:lang w:val="en-US"/>
-              </w:rPr>
-              <w:t>phone</w:t>
-            </w:r>
-            <w:proofErr w:type="gramEnd"/>
-            <w:r>
-              <w:t xml:space="preserve"> }}</w:t>
-            </w:r>
-          </w:p>
-          <w:p>
-            <w:pPr>
-              <w:rPr>
                 <w:lang w:val="en-US"/>
               </w:rPr>
             </w:pPr>
@@ -4775,19 +4010,11 @@
               </w:rPr>
               <w:t xml:space="preserve">: </w:t>
             </w:r>
-            <w:proofErr w:type="gramStart"/>
             <w:r>
               <w:rPr>
                 <w:lang w:val="en-US"/>
               </w:rPr>
-              <w:t>{{ email</w:t>
-            </w:r>
-            <w:proofErr w:type="gramEnd"/>
-            <w:r>
-              <w:rPr>
-                <w:lang w:val="en-US"/>
-              </w:rPr>
-              <w:t xml:space="preserve"> }}</w:t>
+              <w:t>{{ email }}</w:t>
             </w:r>
           </w:p>
           <w:p>
